--- a/telechargements/word-fr/19-Adhesion-guide-Membership-Guide.docx
+++ b/telechargements/word-fr/19-Adhesion-guide-Membership-Guide.docx
@@ -593,7 +593,7 @@
         <w:spacing w:after="140"/>
       </w:pPr>
       <w:r>
-        <w:t xml:space="preserve">Pour les candidat·es en début de carrière, un stage supervisé ou une expérience pratique encadrée peut être reconnu dans le cadre de l'admission.</w:t>
+        <w:t xml:space="preserve">Pour les candidat·es en début de carrière, un stage supervisé ou une expérience pratique encadrée fait partie des exigences d'admission. Le stage doit comporter au minimum 540 heures dans le domaine, ou l'équivalent reconnu par le comité d'admission.</w:t>
       </w:r>
     </w:p>
     <w:p>
@@ -753,7 +753,7 @@
         <w:sz w:val="15"/>
         <w:szCs w:val="15"/>
       </w:rPr>
-      <w:t xml:space="preserve">C.P. 0000, Fredericton (Nouveau-Brunswick) E3B 0A0   ·   info@apcnb.ca   ·   </w:t>
+      <w:t xml:space="preserve">C.P. 0000, Fredericton (Nouveau-Brunswick) E3B 0A0   ·   info@apcnb-nbpac.ca   ·   </w:t>
     </w:r>
     <w:r>
       <w:rPr>

--- a/telechargements/word-fr/19-Adhesion-guide-Membership-Guide.docx
+++ b/telechargements/word-fr/19-Adhesion-guide-Membership-Guide.docx
@@ -83,6 +83,20 @@
           <w:color w:val="5B6675"/>
         </w:rPr>
         <w:t xml:space="preserve">2 juin 2026</w:t>
+      </w:r>
+      <w:r>
+        <w:rPr>
+          <w:b/>
+          <w:bCs/>
+          <w:color w:val="15263F"/>
+        </w:rPr>
+        <w:t xml:space="preserve">    Mise à jour : </w:t>
+      </w:r>
+      <w:r>
+        <w:rPr>
+          <w:color w:val="5B6675"/>
+        </w:rPr>
+        <w:t xml:space="preserve">25 septembre 2026</w:t>
       </w:r>
     </w:p>
     <w:p>

--- a/telechargements/word-fr/19-Adhesion-guide-Membership-Guide.docx
+++ b/telechargements/word-fr/19-Adhesion-guide-Membership-Guide.docx
@@ -575,7 +575,7 @@
         <w:spacing w:after="60"/>
       </w:pPr>
       <w:r>
-        <w:t xml:space="preserve">Paiement de la cotisation annuelle.</w:t>
+        <w:t xml:space="preserve">Paiement des frais d'étude de dossier (non remboursables) et de la cotisation annuelle.</w:t>
       </w:r>
     </w:p>
     <w:p>

--- a/telechargements/word-fr/19-Adhesion-guide-Membership-Guide.docx
+++ b/telechargements/word-fr/19-Adhesion-guide-Membership-Guide.docx
@@ -767,7 +767,7 @@
         <w:sz w:val="15"/>
         <w:szCs w:val="15"/>
       </w:rPr>
-      <w:t xml:space="preserve">C.P. 0000, Fredericton (Nouveau-Brunswick) E3B 0A0   ·   info@apcnb-nbpac.ca   ·   </w:t>
+      <w:t xml:space="preserve">C.P. 0000, Fredericton (Nouveau-Brunswick) E3B 0A0   ·   info@apcnb-nbpac.ca   ·   Tél. 506-381-9495   ·   </w:t>
     </w:r>
     <w:r>
       <w:rPr>

--- a/telechargements/word-fr/19-Adhesion-guide-Membership-Guide.docx
+++ b/telechargements/word-fr/19-Adhesion-guide-Membership-Guide.docx
@@ -767,7 +767,7 @@
         <w:sz w:val="15"/>
         <w:szCs w:val="15"/>
       </w:rPr>
-      <w:t xml:space="preserve">C.P. 0000, Fredericton (Nouveau-Brunswick) E3B 0A0   ·   info@apcnb-nbpac.ca   ·   Tél. 506-381-9495   ·   </w:t>
+      <w:t xml:space="preserve">96, rue Weldon, Dieppe (Nouveau-Brunswick) E1C 5W2   ·   info@apcnb-nbpac.ca   ·   Tél. 506-381-9495   ·   </w:t>
     </w:r>
     <w:r>
       <w:rPr>

--- a/telechargements/word-fr/19-Adhesion-guide-Membership-Guide.docx
+++ b/telechargements/word-fr/19-Adhesion-guide-Membership-Guide.docx
@@ -96,7 +96,7 @@
         <w:rPr>
           <w:color w:val="5B6675"/>
         </w:rPr>
-        <w:t xml:space="preserve">25 septembre 2026</w:t>
+        <w:t xml:space="preserve">29 octobre 2026</w:t>
       </w:r>
     </w:p>
     <w:p>
